--- a/Q2_Lectures/Hofstad_FHCC_Sermon_14.docx
+++ b/Q2_Lectures/Hofstad_FHCC_Sermon_14.docx
@@ -84,7 +84,7 @@
           <w:b/>
           <w:bCs/>
         </w:rPr>
-        <w:t>Sermon for Shabbat and Sunday</w:t>
+        <w:t>Quarter Two / Week 14: Sermon for Shabbat and Sunday</w:t>
       </w:r>
     </w:p>
     <w:p>
@@ -149,7 +149,19 @@
         <w:rPr>
           <w:rFonts w:ascii="Inter" w:hAnsi="Inter"/>
         </w:rPr>
-        <w:t>In the theater of operations, a radio is completely useless if you lack the courage to transmit. Those who have taken jobs as United States Space Force Guardians have been trained in a specific operational protocol: when they require immediate medical evacuation, they are trained to call out to "Star Fleet."</w:t>
+        <w:t>As we cross the line of departure into the second quarter of our operational briefings, we are shifting our focus to tactical protocols. In the theater of operations, a radio is completely useless if you lack the courage to transmit.</w:t>
+      </w:r>
+      <w:r>
+        <w:rPr>
+          <w:rFonts w:ascii="Inter" w:hAnsi="Inter"/>
+        </w:rPr>
+        <w:t xml:space="preserve"> </w:t>
+      </w:r>
+      <w:r>
+        <w:rPr>
+          <w:rFonts w:ascii="Inter" w:hAnsi="Inter"/>
+        </w:rPr>
+        <w:t>Those who have taken jobs as United States Space Force Guardians have been trained in a specific operational protocol: when they require immediate medical evacuation, they are trained to call out to "Star Fleet."</w:t>
       </w:r>
     </w:p>
     <w:p>
@@ -400,7 +412,6 @@
           <w:b/>
           <w:bCs/>
         </w:rPr>
-        <w:lastRenderedPageBreak/>
         <w:t>Clear Communication: Do Not Whisper in a Warzone</w:t>
       </w:r>
     </w:p>
@@ -756,7 +767,6 @@
           <w:b/>
           <w:bCs/>
         </w:rPr>
-        <w:lastRenderedPageBreak/>
         <w:t>The Protocol of the Ask: Faith and the Knock</w:t>
       </w:r>
     </w:p>
@@ -1128,7 +1138,6 @@
           <w:b/>
           <w:bCs/>
         </w:rPr>
-        <w:lastRenderedPageBreak/>
         <w:t>The Angelic Quick Reaction Force (QRF)</w:t>
       </w:r>
     </w:p>
@@ -1520,7 +1529,6 @@
           <w:b/>
           <w:bCs/>
         </w:rPr>
-        <w:lastRenderedPageBreak/>
         <w:t>References:</w:t>
       </w:r>
     </w:p>
@@ -2110,7 +2118,14 @@
         <w:rPr>
           <w:rFonts w:ascii="Inter" w:hAnsi="Inter"/>
         </w:rPr>
-        <w:t xml:space="preserve">. (2018, October 28). Father Martin Blog. Retrieved April 22, 2026, from </w:t>
+        <w:t xml:space="preserve">. (2018, October 28). Father Martin Blog. </w:t>
+      </w:r>
+      <w:r>
+        <w:rPr>
+          <w:rFonts w:ascii="Inter" w:hAnsi="Inter"/>
+        </w:rPr>
+        <w:lastRenderedPageBreak/>
+        <w:t xml:space="preserve">Retrieved April 22, 2026, from </w:t>
       </w:r>
       <w:hyperlink r:id="rId21" w:tgtFrame="_blank" w:history="1">
         <w:r>
@@ -2118,15 +2133,7 @@
             <w:rStyle w:val="Hyperlink"/>
             <w:rFonts w:ascii="Inter" w:hAnsi="Inter"/>
           </w:rPr>
-          <w:t>https://fathermartinblog.wordpress.com/2018/10/28/on-shouting-in-prayer-and-</w:t>
-        </w:r>
-        <w:r>
-          <w:rPr>
-            <w:rStyle w:val="Hyperlink"/>
-            <w:rFonts w:ascii="Inter" w:hAnsi="Inter"/>
-          </w:rPr>
-          <w:lastRenderedPageBreak/>
-          <w:t>praise/</w:t>
+          <w:t>https://fathermartinblog.wordpress.com/2018/10/28/on-shouting-in-prayer-and-praise/</w:t>
         </w:r>
       </w:hyperlink>
     </w:p>
@@ -3115,6 +3122,7 @@
         <w:rPr>
           <w:rFonts w:ascii="Inter" w:hAnsi="Inter"/>
         </w:rPr>
+        <w:lastRenderedPageBreak/>
         <w:t>(425) 400-5893</w:t>
       </w:r>
     </w:p>
